--- a/slides/PreliminaryAnalysis_m58_s26_Islands.docx
+++ b/slides/PreliminaryAnalysis_m58_s26_Islands.docx
@@ -595,13 +595,12 @@
       <w:hyperlink r:id="rId9" w:history="1">
         <w:r>
           <w:rPr>
+            <w:rStyle w:val="Hyperlink"/>
             <w:rFonts w:ascii="Arial" w:eastAsia="Times New Roman" w:hAnsi="Arial" w:cs="Arial"/>
-            <w:color w:val="1155CC"/>
             <w:sz w:val="22"/>
             <w:szCs w:val="22"/>
-            <w:u w:val="single"/>
           </w:rPr>
-          <w:t>https://theislands.umn.edu/login.php</w:t>
+          <w:t>https://islands.smp.uq.edu.au</w:t>
         </w:r>
       </w:hyperlink>
       <w:r>
@@ -620,7 +619,25 @@
           <w:sz w:val="22"/>
           <w:szCs w:val="22"/>
         </w:rPr>
-        <w:t>. If you have forgotten your password,</w:t>
+        <w:t>.</w:t>
+      </w:r>
+      <w:r>
+        <w:rPr>
+          <w:rFonts w:ascii="Arial" w:eastAsia="Times New Roman" w:hAnsi="Arial" w:cs="Arial"/>
+          <w:color w:val="000000"/>
+          <w:sz w:val="22"/>
+          <w:szCs w:val="22"/>
+        </w:rPr>
+        <w:t xml:space="preserve"> </w:t>
+      </w:r>
+      <w:r>
+        <w:rPr>
+          <w:rFonts w:ascii="Arial" w:eastAsia="Times New Roman" w:hAnsi="Arial" w:cs="Arial"/>
+          <w:color w:val="000000"/>
+          <w:sz w:val="22"/>
+          <w:szCs w:val="22"/>
+        </w:rPr>
+        <w:t>If you have forgotten your password,</w:t>
       </w:r>
       <w:r>
         <w:rPr>

--- a/slides/PreliminaryAnalysis_m58_s26_Islands.docx
+++ b/slides/PreliminaryAnalysis_m58_s26_Islands.docx
@@ -423,16 +423,7 @@
           <w:sz w:val="22"/>
           <w:szCs w:val="22"/>
         </w:rPr>
-        <w:t>approximately</w:t>
-      </w:r>
-      <w:r>
-        <w:rPr>
-          <w:rFonts w:ascii="Arial" w:eastAsia="Times New Roman" w:hAnsi="Arial" w:cs="Arial"/>
-          <w:color w:val="000000"/>
-          <w:sz w:val="22"/>
-          <w:szCs w:val="22"/>
-        </w:rPr>
-        <w:t xml:space="preserve"> </w:t>
+        <w:t>2-</w:t>
       </w:r>
       <w:r>
         <w:rPr>
@@ -610,16 +601,7 @@
           <w:sz w:val="22"/>
           <w:szCs w:val="22"/>
         </w:rPr>
-        <w:t>)</w:t>
-      </w:r>
-      <w:r>
-        <w:rPr>
-          <w:rFonts w:ascii="Arial" w:eastAsia="Times New Roman" w:hAnsi="Arial" w:cs="Arial"/>
-          <w:color w:val="000000"/>
-          <w:sz w:val="22"/>
-          <w:szCs w:val="22"/>
-        </w:rPr>
-        <w:t>.</w:t>
+        <w:t>).</w:t>
       </w:r>
       <w:r>
         <w:rPr>
@@ -1110,7 +1092,16 @@
           <w:sz w:val="22"/>
           <w:szCs w:val="22"/>
         </w:rPr>
-        <w:t xml:space="preserve"> -- 2 slides, 5 min presentation (either during our final time or during reading days)</w:t>
+        <w:t xml:space="preserve"> -- </w:t>
+      </w:r>
+      <w:r>
+        <w:rPr>
+          <w:rFonts w:ascii="Arial" w:eastAsia="Times New Roman" w:hAnsi="Arial" w:cs="Arial"/>
+          <w:color w:val="000000"/>
+          <w:sz w:val="22"/>
+          <w:szCs w:val="22"/>
+        </w:rPr>
+        <w:t>5 min presentation (either during our final time or during reading days – if you can’t present during reading days, you must present during the class final time.)</w:t>
       </w:r>
     </w:p>
     <w:p>
@@ -3895,13 +3886,16 @@
         <w:footnoteRef/>
       </w:r>
       <w:r>
-        <w:t xml:space="preserve"> Thanks to Laura Le and </w:t>
+        <w:t xml:space="preserve"> </w:t>
+      </w:r>
+      <w:r>
+        <w:t xml:space="preserve">Thanks to Laura Le and </w:t>
       </w:r>
       <w:r>
         <w:t>Ann Brearley</w:t>
       </w:r>
       <w:r>
-        <w:t xml:space="preserve"> at UMN for sharing resources.  Much of the assignment is taken directly from their excellent resources.</w:t>
+        <w:t xml:space="preserve"> at UMN. Much is taken directly from their excellent resources.</w:t>
       </w:r>
     </w:p>
   </w:footnote>
